--- a/docs/My_First_Robot_Teachers_Guide.docx
+++ b/docs/My_First_Robot_Teachers_Guide.docx
@@ -922,7 +922,7 @@
               <w:spacing w:after="40" w:before="40"/>
             </w:pPr>
             <w:r>
-              <w:t xml:space="preserve">4×AA battery holder with switch</w:t>
+              <w:t xml:space="preserve">4×AA battery holder (no switch)</w:t>
             </w:r>
           </w:p>
         </w:tc>
@@ -972,7 +972,7 @@
               <w:spacing w:after="40" w:before="40"/>
             </w:pPr>
             <w:r>
-              <w:t xml:space="preserve">Powers the motors directly (≈6 V); also feeds ESP32 via VIN.</w:t>
+              <w:t xml:space="preserve">Powers the motors directly (≈6 V); also feeds ESP32 via VIN. No switch — inserting the batteries powers the robot.</w:t>
             </w:r>
           </w:p>
         </w:tc>
@@ -1458,6 +1458,160 @@
               <w:bottom w:val="single" w:color="BFBFBF" w:sz="4"/>
               <w:right w:val="single" w:color="BFBFBF" w:sz="4"/>
             </w:tcBorders>
+            <w:tcMar>
+              <w:top w:type="dxa" w:w="100"/>
+              <w:left w:type="dxa" w:w="140"/>
+              <w:bottom w:type="dxa" w:w="100"/>
+              <w:right w:type="dxa" w:w="140"/>
+            </w:tcMar>
+          </w:tcPr>
+          <w:p>
+            <w:pPr>
+              <w:spacing w:after="40" w:before="40"/>
+            </w:pPr>
+            <w:r>
+              <w:t xml:space="preserve">2.5mm Allen wrench</w:t>
+            </w:r>
+          </w:p>
+        </w:tc>
+        <w:tc>
+          <w:tcPr>
+            <w:tcW w:type="dxa" w:w="1100"/>
+            <w:tcBorders>
+              <w:top w:val="single" w:color="BFBFBF" w:sz="4"/>
+              <w:left w:val="single" w:color="BFBFBF" w:sz="4"/>
+              <w:bottom w:val="single" w:color="BFBFBF" w:sz="4"/>
+              <w:right w:val="single" w:color="BFBFBF" w:sz="4"/>
+            </w:tcBorders>
+            <w:tcMar>
+              <w:top w:type="dxa" w:w="100"/>
+              <w:left w:type="dxa" w:w="140"/>
+              <w:bottom w:type="dxa" w:w="100"/>
+              <w:right w:type="dxa" w:w="140"/>
+            </w:tcMar>
+          </w:tcPr>
+          <w:p>
+            <w:pPr>
+              <w:spacing w:after="40" w:before="40"/>
+            </w:pPr>
+            <w:r>
+              <w:t xml:space="preserve">1</w:t>
+            </w:r>
+          </w:p>
+        </w:tc>
+        <w:tc>
+          <w:tcPr>
+            <w:tcW w:type="dxa" w:w="5060"/>
+            <w:tcBorders>
+              <w:top w:val="single" w:color="BFBFBF" w:sz="4"/>
+              <w:left w:val="single" w:color="BFBFBF" w:sz="4"/>
+              <w:bottom w:val="single" w:color="BFBFBF" w:sz="4"/>
+              <w:right w:val="single" w:color="BFBFBF" w:sz="4"/>
+            </w:tcBorders>
+            <w:tcMar>
+              <w:top w:type="dxa" w:w="100"/>
+              <w:left w:type="dxa" w:w="140"/>
+              <w:bottom w:type="dxa" w:w="100"/>
+              <w:right w:type="dxa" w:w="140"/>
+            </w:tcMar>
+          </w:tcPr>
+          <w:p>
+            <w:pPr>
+              <w:spacing w:after="40" w:before="40"/>
+            </w:pPr>
+            <w:r>
+              <w:t xml:space="preserve">For the socket-head screws used during assembly.</w:t>
+            </w:r>
+          </w:p>
+        </w:tc>
+      </w:tr>
+      <w:tr>
+        <w:tc>
+          <w:tcPr>
+            <w:tcW w:type="dxa" w:w="3200"/>
+            <w:tcBorders>
+              <w:top w:val="single" w:color="BFBFBF" w:sz="4"/>
+              <w:left w:val="single" w:color="BFBFBF" w:sz="4"/>
+              <w:bottom w:val="single" w:color="BFBFBF" w:sz="4"/>
+              <w:right w:val="single" w:color="BFBFBF" w:sz="4"/>
+            </w:tcBorders>
+            <w:tcMar>
+              <w:top w:type="dxa" w:w="100"/>
+              <w:left w:type="dxa" w:w="140"/>
+              <w:bottom w:type="dxa" w:w="100"/>
+              <w:right w:type="dxa" w:w="140"/>
+            </w:tcMar>
+          </w:tcPr>
+          <w:p>
+            <w:pPr>
+              <w:spacing w:after="40" w:before="40"/>
+            </w:pPr>
+            <w:r>
+              <w:t xml:space="preserve">WAGO splice connectors</w:t>
+            </w:r>
+          </w:p>
+        </w:tc>
+        <w:tc>
+          <w:tcPr>
+            <w:tcW w:type="dxa" w:w="1100"/>
+            <w:tcBorders>
+              <w:top w:val="single" w:color="BFBFBF" w:sz="4"/>
+              <w:left w:val="single" w:color="BFBFBF" w:sz="4"/>
+              <w:bottom w:val="single" w:color="BFBFBF" w:sz="4"/>
+              <w:right w:val="single" w:color="BFBFBF" w:sz="4"/>
+            </w:tcBorders>
+            <w:tcMar>
+              <w:top w:type="dxa" w:w="100"/>
+              <w:left w:type="dxa" w:w="140"/>
+              <w:bottom w:type="dxa" w:w="100"/>
+              <w:right w:type="dxa" w:w="140"/>
+            </w:tcMar>
+          </w:tcPr>
+          <w:p>
+            <w:pPr>
+              <w:spacing w:after="40" w:before="40"/>
+            </w:pPr>
+            <w:r>
+              <w:t xml:space="preserve">2</w:t>
+            </w:r>
+          </w:p>
+        </w:tc>
+        <w:tc>
+          <w:tcPr>
+            <w:tcW w:type="dxa" w:w="5060"/>
+            <w:tcBorders>
+              <w:top w:val="single" w:color="BFBFBF" w:sz="4"/>
+              <w:left w:val="single" w:color="BFBFBF" w:sz="4"/>
+              <w:bottom w:val="single" w:color="BFBFBF" w:sz="4"/>
+              <w:right w:val="single" w:color="BFBFBF" w:sz="4"/>
+            </w:tcBorders>
+            <w:tcMar>
+              <w:top w:type="dxa" w:w="100"/>
+              <w:left w:type="dxa" w:w="140"/>
+              <w:bottom w:type="dxa" w:w="100"/>
+              <w:right w:type="dxa" w:w="140"/>
+            </w:tcMar>
+          </w:tcPr>
+          <w:p>
+            <w:pPr>
+              <w:spacing w:after="40" w:before="40"/>
+            </w:pPr>
+            <w:r>
+              <w:t xml:space="preserve">Share Battery + and ground between the battery pack, DRV8833, and ESP32.</w:t>
+            </w:r>
+          </w:p>
+        </w:tc>
+      </w:tr>
+      <w:tr>
+        <w:tc>
+          <w:tcPr>
+            <w:tcW w:type="dxa" w:w="3200"/>
+            <w:tcBorders>
+              <w:top w:val="single" w:color="BFBFBF" w:sz="4"/>
+              <w:left w:val="single" w:color="BFBFBF" w:sz="4"/>
+              <w:bottom w:val="single" w:color="BFBFBF" w:sz="4"/>
+              <w:right w:val="single" w:color="BFBFBF" w:sz="4"/>
+            </w:tcBorders>
             <w:shd w:fill="EAF2F4" w:val="clear"/>
             <w:tcMar>
               <w:top w:type="dxa" w:w="100"/>
@@ -1471,7 +1625,7 @@
               <w:spacing w:after="40" w:before="40"/>
             </w:pPr>
             <w:r>
-              <w:t xml:space="preserve">Double-sided foam tape or zip-ties</w:t>
+              <w:t xml:space="preserve">Assorted screws and nuts (incl. short M3)</w:t>
             </w:r>
           </w:p>
         </w:tc>
@@ -1523,7 +1677,7 @@
               <w:spacing w:after="40" w:before="40"/>
             </w:pPr>
             <w:r>
-              <w:t xml:space="preserve">Quick-mount for battery pack and sensor.</w:t>
+              <w:t xml:space="preserve">Mounting the sensor, boards, and battery pack — no tape or glue.</w:t>
             </w:r>
           </w:p>
         </w:tc>
@@ -2226,7 +2380,7 @@
               <w:spacing w:after="40" w:before="40"/>
             </w:pPr>
             <w:r>
-              <w:t xml:space="preserve">Motor power, ≈6 V from 4×AA</w:t>
+              <w:t xml:space="preserve">Motor power, ≈6 V from 4×AA — shared through the Battery + WAGO splice</w:t>
             </w:r>
           </w:p>
         </w:tc>
@@ -2306,7 +2460,7 @@
               <w:spacing w:after="40" w:before="40"/>
             </w:pPr>
             <w:r>
-              <w:t xml:space="preserve">Common ground is essential</w:t>
+              <w:t xml:space="preserve">All grounds meet in the ground WAGO splice — common ground is essential</w:t>
             </w:r>
           </w:p>
         </w:tc>
@@ -2697,7 +2851,7 @@
               <w:spacing w:after="40" w:before="40"/>
             </w:pPr>
             <w:r>
-              <w:t xml:space="preserve">Powers the ESP32 from the AA pack — only after wiring is checked</w:t>
+              <w:t xml:space="preserve">From the same Battery + WAGO splice — powers the ESP32 from the AA pack, only after wiring is checked</w:t>
             </w:r>
           </w:p>
         </w:tc>
@@ -2764,7 +2918,7 @@
         <w:spacing w:after="30" w:before="30"/>
       </w:pPr>
       <w:r>
-        <w:t xml:space="preserve">Battery switch OFF until a helper has eyeballed the wiring.</w:t>
+        <w:t xml:space="preserve">Batteries stay OUT of the holder until a helper has eyeballed the wiring — with no switch, the batteries are the switch.</w:t>
       </w:r>
     </w:p>
     <w:p>
@@ -3235,7 +3389,7 @@
               <w:spacing w:after="40" w:before="40"/>
             </w:pPr>
             <w:r>
-              <w:t xml:space="preserve">Mount motors to chassis with screws. Attach wheels. Add caster/ball. Wire motor leads to DRV8833 outputs (AOUT1/2, BOUT1/2). Emphasize: red &amp; black don't matter yet — we'll fix direction in code. Tape battery pack on top.</w:t>
+              <w:t xml:space="preserve">Mount motors to chassis with screws. Attach wheels. Add caster/ball. Bolt the VL53L0X to the front with short M3 screws and nuts. Insert the DRV8833 into its slot; screw the ESP32 into position. Wire motor leads to DRV8833 outputs (AOUT1/2, BOUT1/2). Emphasize: red &amp; black don't matter yet — we'll fix direction in code. Bolt battery pack on top with screws and nuts.</w:t>
             </w:r>
           </w:p>
         </w:tc>
@@ -3260,7 +3414,7 @@
               <w:spacing w:after="40" w:before="40"/>
             </w:pPr>
             <w:r>
-              <w:t xml:space="preserve">Chassis, screwdrivers, double-sided tape</w:t>
+              <w:t xml:space="preserve">Chassis, screwdrivers, Allen wrenches, screws &amp; nuts</w:t>
             </w:r>
           </w:p>
         </w:tc>
@@ -3443,7 +3597,7 @@
               <w:spacing w:after="40" w:before="40"/>
             </w:pPr>
             <w:r>
-              <w:t xml:space="preserve">Connect DRV8833 to ESP32 (IN1–IN4 to GPIO 14, 27, 26, 25). Connect VL53L0X with 4 wires: VCC→3V3, GND→GND, SDA→GPIO 21, SCL→GPIO 22. Battery+ to DRV8833 VM, GND common. DO NOT power yet. Teacher walks each table to check wiring before any battery goes in.</w:t>
+              <w:t xml:space="preserve">Connect DRV8833 to ESP32 (IN1–IN4 to GPIO 14, 27, 26, 25). Connect VL53L0X with 4 wires: VCC→3V3, GND→GND, SDA→GPIO 21, SCL→GPIO 22. Battery + and ground are shared via WAGO splices: one splice for Battery + (DRV8833 VM + ESP32 VIN), one for all grounds. DO NOT power yet. Teacher walks each table to check wiring before any battery goes in.</w:t>
             </w:r>
           </w:p>
         </w:tc>
@@ -3574,7 +3728,7 @@
               <w:spacing w:after="40" w:before="40"/>
             </w:pPr>
             <w:r>
-              <w:t xml:space="preserve">Laptops, USB-C cables</w:t>
+              <w:t xml:space="preserve">Laptops, micro-USB cables</w:t>
             </w:r>
           </w:p>
         </w:tc>
@@ -3845,7 +3999,7 @@
         <w:spacing w:after="60" w:before="60"/>
       </w:pPr>
       <w:r>
-        <w:t xml:space="preserve">Beginners often ask: why can't the ESP32 just spin the motor directly? Two reasons. First, an ESP32 GPIO pin can supply about 20–40 mA, but a gear motor wants 200+ mA at startup. Second, motors need bidirectional current to reverse — an H-bridge (which is what the DRV8833 contains) flips the direction in software. Show the chip and trace the path with your finger: brain → muscles → wheels.</w:t>
+        <w:t xml:space="preserve">Beginners often ask: why can't the ESP32 just spin the motor directly? Two reasons. First, an ESP32 GPIO pin can supply about 20–40 mA, but a gear motor wants 200+ mA at startup. Second, to make a motor spin backward the current has to flow through it in the opposite direction — the polarity is reversed, like putting a battery in backwards. An H-bridge (which is what the DRV8833 contains) flips that polarity in software. Show the chip and trace the path with your finger: brain → muscles → wheels.</w:t>
       </w:r>
     </w:p>
     <w:p>
@@ -4095,7 +4249,7 @@
               <w:spacing w:after="40" w:before="40"/>
             </w:pPr>
             <w:r>
-              <w:t xml:space="preserve">Check battery switch is ON, batteries are oriented correctly, and the DRV8833 VM and GND are wired. Verify the sketch actually uploaded (look for "Done uploading" in Arduino IDE).</w:t>
+              <w:t xml:space="preserve">Check batteries are inserted (there is no switch) and oriented correctly, the WAGO splices grip each wire (tug test), and the DRV8833 VM and GND are wired. Verify the sketch actually uploaded (look for "Done uploading" in Arduino IDE).</w:t>
             </w:r>
           </w:p>
         </w:tc>
@@ -4201,7 +4355,7 @@
               <w:spacing w:after="40" w:before="40"/>
             </w:pPr>
             <w:r>
-              <w:t xml:space="preserve">Reverse the direction logic in the sketch — both pairs are mirrored.</w:t>
+              <w:t xml:space="preserve">Reverse the driver output wires (swap each motor's leads at the DRV8833 outputs) — or reverse the output in the code.</w:t>
             </w:r>
           </w:p>
         </w:tc>
@@ -5458,7 +5612,7 @@
         <w:spacing w:after="30" w:before="30"/>
       </w:pPr>
       <w:r>
-        <w:t xml:space="preserve">Batteries: alkaline AAs are very safe, but a short circuit will still heat up wires. Have a helper inspect every kit before the switch goes ON.</w:t>
+        <w:t xml:space="preserve">Batteries: alkaline AAs are very safe, but a short circuit will still heat up wires. Have a helper inspect every kit before the batteries go in.</w:t>
       </w:r>
     </w:p>
     <w:p>

--- a/docs/My_First_Robot_Teachers_Guide.docx
+++ b/docs/My_First_Robot_Teachers_Guide.docx
@@ -383,7 +383,7 @@
         <w:spacing w:after="30" w:before="30"/>
       </w:pPr>
       <w:r>
-        <w:t xml:space="preserve">Pre-install the Arduino IDE, the ESP32 board package, and the Adafruit_VL53L0X library on all loaner laptops.</w:t>
+        <w:t xml:space="preserve">Pre-install the Arduino IDE, the ESP32 board package, and the Adafruit_VL53L0X library on all loaner laptops. Pre-select the board (DOIT ESP32 DEVKIT V1) so students only have to pick the COM port.</w:t>
       </w:r>
     </w:p>
     <w:p>
@@ -1236,7 +1236,7 @@
               <w:spacing w:after="40" w:before="40"/>
             </w:pPr>
             <w:r>
-              <w:t xml:space="preserve">Male-male &amp; male-female jumper wires</w:t>
+              <w:t xml:space="preserve">Male-female &amp; female-female jumper wires</w:t>
             </w:r>
           </w:p>
         </w:tc>
@@ -1625,7 +1625,7 @@
               <w:spacing w:after="40" w:before="40"/>
             </w:pPr>
             <w:r>
-              <w:t xml:space="preserve">Assorted screws and nuts (incl. short M3)</w:t>
+              <w:t xml:space="preserve">Screw kit: 2× small M3 + 2× longer M3 hex socket head cap screws, 4× M3 nuts, 4× #2-28 pan head Phillips thread rolling, 2× M3.5 flat head Phillips + 2× M3.5 nuts, 2× #6 pan head Phillips thread rolling</w:t>
             </w:r>
           </w:p>
         </w:tc>
@@ -1677,7 +1677,7 @@
               <w:spacing w:after="40" w:before="40"/>
             </w:pPr>
             <w:r>
-              <w:t xml:space="preserve">Mounting the sensor, boards, and battery pack — no tape or glue.</w:t>
+              <w:t xml:space="preserve">Small M3s: lidar. Longer M3s: motors. #2-28: ESP32 mount. M3.5: battery pack. #6: caster. No tape or glue.</w:t>
             </w:r>
           </w:p>
         </w:tc>
@@ -1708,7 +1708,7 @@
         <w:spacing w:after="60" w:before="60"/>
       </w:pPr>
       <w:r>
-        <w:t xml:space="preserve">Hand this to each student or display it on a screen. The DRV8833 sits between the ESP32 and the motors; nothing else connects to the motors directly.</w:t>
+        <w:t xml:space="preserve">Hand this to each student or display it on a screen. The DRV8833 sits between the ESP32 and the motors; nothing else connects to the motors directly. Point out that on this microcontroller, an ESP32 DevKit V1, the D numbers printed on the board match the GPIO numbers — but this is not always the case, so students should get in the habit of checking the pinouts and datasheets of all their components.</w:t>
       </w:r>
     </w:p>
     <w:p>
@@ -3389,7 +3389,7 @@
               <w:spacing w:after="40" w:before="40"/>
             </w:pPr>
             <w:r>
-              <w:t xml:space="preserve">Mount motors to chassis with screws. Attach wheels. Add caster/ball. Bolt the VL53L0X to the front with short M3 screws and nuts. Insert the DRV8833 into its slot; screw the ESP32 into position. Wire motor leads to DRV8833 outputs (AOUT1/2, BOUT1/2). Emphasize: red &amp; black don't matter yet — we'll fix direction in code. Bolt battery pack on top with screws and nuts.</w:t>
+              <w:t xml:space="preserve">Mount motors to chassis with the longer M3 socket head screws and nuts — leave the wheels OFF for now; they get in the way. Bolt the VL53L0X to the front with the small M3 socket head screws and nuts. Insert the DRV8833 into its slot; screw the ESP32 into position with the #2-28 pan head thread rolling screws. Wire motor leads to DRV8833 outputs (AOUT1/2, BOUT1/2). Emphasize: red &amp; black don't matter yet — we'll fix direction in code. Bolt battery pack on top with the M3.5 flat head screws and nuts.</w:t>
             </w:r>
           </w:p>
         </w:tc>
@@ -3597,7 +3597,7 @@
               <w:spacing w:after="40" w:before="40"/>
             </w:pPr>
             <w:r>
-              <w:t xml:space="preserve">Connect DRV8833 to ESP32 (IN1–IN4 to GPIO 14, 27, 26, 25). Connect VL53L0X with 4 wires: VCC→3V3, GND→GND, SDA→GPIO 21, SCL→GPIO 22. Battery + and ground are shared via WAGO splices: one splice for Battery + (DRV8833 VM + ESP32 VIN), one for all grounds. DO NOT power yet. Teacher walks each table to check wiring before any battery goes in.</w:t>
+              <w:t xml:space="preserve">Connect DRV8833 to ESP32 (IN1–IN4 to GPIO 14, 27, 26, 25). Connect VL53L0X with 4 wires: VCC→3V3, GND→GND, SDA→GPIO 21, SCL→GPIO 22. Battery + and ground are shared via WAGO splices: one splice for Battery + (DRV8833 VM + ESP32 VIN), one for all grounds. Once the VL53L0X is wired, attach the caster with the #6 pan head thread rolling screws, then press the wheels on — wheels go LAST because they get in the way during wiring. DO NOT power yet. Teacher walks each table to check wiring before any battery goes in.</w:t>
             </w:r>
           </w:p>
         </w:tc>
@@ -3702,7 +3702,7 @@
               <w:spacing w:after="40" w:before="40"/>
             </w:pPr>
             <w:r>
-              <w:t xml:space="preserve">Open pre-loaded Arduino sketch. Walk through analogWrite() for motor PWM. Students upload, place robot on floor, and trim direction (swap motor leads if a wheel spins backward). Celebrate first movement!</w:t>
+              <w:t xml:space="preserve">Open pre-loaded Arduino sketch. Confirm each laptop shows Board = DOIT ESP32 DEVKIT V1 and the right COM port (unplug/replug the USB cable to spot it) before anyone clicks Upload. Walk through analogWrite() for motor PWM. Students upload, place robot on floor, and trim direction (swap motor leads if a wheel spins backward). Celebrate first movement!</w:t>
             </w:r>
           </w:p>
         </w:tc>
